--- a/examples/word/paragraph-formatting.docx
+++ b/examples/word/paragraph-formatting.docx
@@ -760,6 +760,29 @@
       <w:r>
         <w:rPr/>
         <w:t xml:space="preserve">mirrorIndents on, adjustRightInd off, snapToGrid off</w:t>
+      </w:r>
+    </w:p>
+    <w:p>
+      <w:pPr>
+        <w:spacing w:before="200"/>
+      </w:pPr>
+      <w:r>
+        <w:rPr>
+          <w:b/>
+          <w:color w:val="1F4E79"/>
+          <w:sz w:val="28"/>
+        </w:rPr>
+        <w:t xml:space="preserve">Web / textbox hints</w:t>
+      </w:r>
+    </w:p>
+    <w:p>
+      <w:pPr>
+        <w:textboxTightWrap xmlns:w="http://schemas.openxmlformats.org/wordprocessingml/2006/main" w:val="allLines"/>
+        <w:divId xmlns:w="http://schemas.openxmlformats.org/wordprocessingml/2006/main" w:val="123456"/>
+      </w:pPr>
+      <w:r>
+        <w:rPr/>
+        <w:t xml:space="preserve">divId (web division id) + textboxTightWrap=allLines</w:t>
       </w:r>
     </w:p>
     <w:p>
